--- a/ОПД/2 семестр/Лабораторная работа №5/Лабораторная работа 5.docx
+++ b/ОПД/2 семестр/Лабораторная работа №5/Лабораторная работа 5.docx
@@ -1185,31 +1185,123 @@
           <w:sz w:val="28"/>
           <w:szCs w:val="28"/>
         </w:rPr>
-        <w:t xml:space="preserve">Передаваемое сообщение – </w:t>
+        <w:t>Передаваемое сообщение – “Слово”</w:t>
+      </w:r>
+    </w:p>
+    <w:p>
+      <w:pPr>
+        <w:rPr>
+          <w:rFonts w:ascii="Times New Roman" w:hAnsi="Times New Roman" w:cs="Times New Roman"/>
+          <w:color w:val="212529"/>
+          <w:sz w:val="28"/>
+          <w:szCs w:val="28"/>
+          <w:shd w:val="clear" w:color="auto" w:fill="FFFFFF"/>
+        </w:rPr>
+      </w:pPr>
+      <w:r>
+        <w:rPr>
+          <w:rFonts w:ascii="Times New Roman" w:hAnsi="Times New Roman" w:cs="Times New Roman"/>
+          <w:color w:val="212529"/>
+          <w:sz w:val="28"/>
+          <w:szCs w:val="28"/>
+          <w:shd w:val="clear" w:color="auto" w:fill="FFFFFF"/>
+        </w:rPr>
+        <w:t xml:space="preserve">В </w:t>
       </w:r>
       <w:r>
         <w:rPr>
           <w:rFonts w:ascii="Times New Roman" w:hAnsi="Times New Roman" w:cs="Times New Roman"/>
+          <w:color w:val="212529"/>
           <w:sz w:val="28"/>
           <w:szCs w:val="28"/>
+          <w:shd w:val="clear" w:color="auto" w:fill="FFFFFF"/>
+          <w:lang w:val="en-US"/>
         </w:rPr>
-        <w:t>“</w:t>
+        <w:t>ISO</w:t>
       </w:r>
       <w:r>
         <w:rPr>
           <w:rFonts w:ascii="Times New Roman" w:hAnsi="Times New Roman" w:cs="Times New Roman"/>
+          <w:color w:val="212529"/>
           <w:sz w:val="28"/>
           <w:szCs w:val="28"/>
+          <w:shd w:val="clear" w:color="auto" w:fill="FFFFFF"/>
         </w:rPr>
-        <w:t>Слово</w:t>
+        <w:t xml:space="preserve">-8859-5 – С1 </w:t>
       </w:r>
       <w:r>
         <w:rPr>
           <w:rFonts w:ascii="Times New Roman" w:hAnsi="Times New Roman" w:cs="Times New Roman"/>
+          <w:color w:val="212529"/>
           <w:sz w:val="28"/>
           <w:szCs w:val="28"/>
+          <w:shd w:val="clear" w:color="auto" w:fill="FFFFFF"/>
+          <w:lang w:val="en-US"/>
         </w:rPr>
-        <w:t>”</w:t>
+        <w:t>DB</w:t>
+      </w:r>
+      <w:r>
+        <w:rPr>
+          <w:rFonts w:ascii="Times New Roman" w:hAnsi="Times New Roman" w:cs="Times New Roman"/>
+          <w:color w:val="212529"/>
+          <w:sz w:val="28"/>
+          <w:szCs w:val="28"/>
+          <w:shd w:val="clear" w:color="auto" w:fill="FFFFFF"/>
+        </w:rPr>
+        <w:t xml:space="preserve"> </w:t>
+      </w:r>
+      <w:r>
+        <w:rPr>
+          <w:rFonts w:ascii="Times New Roman" w:hAnsi="Times New Roman" w:cs="Times New Roman"/>
+          <w:color w:val="212529"/>
+          <w:sz w:val="28"/>
+          <w:szCs w:val="28"/>
+          <w:shd w:val="clear" w:color="auto" w:fill="FFFFFF"/>
+          <w:lang w:val="en-US"/>
+        </w:rPr>
+        <w:t>DE</w:t>
+      </w:r>
+      <w:r>
+        <w:rPr>
+          <w:rFonts w:ascii="Times New Roman" w:hAnsi="Times New Roman" w:cs="Times New Roman"/>
+          <w:color w:val="212529"/>
+          <w:sz w:val="28"/>
+          <w:szCs w:val="28"/>
+          <w:shd w:val="clear" w:color="auto" w:fill="FFFFFF"/>
+        </w:rPr>
+        <w:t xml:space="preserve"> </w:t>
+      </w:r>
+      <w:r>
+        <w:rPr>
+          <w:rFonts w:ascii="Times New Roman" w:hAnsi="Times New Roman" w:cs="Times New Roman"/>
+          <w:color w:val="212529"/>
+          <w:sz w:val="28"/>
+          <w:szCs w:val="28"/>
+          <w:shd w:val="clear" w:color="auto" w:fill="FFFFFF"/>
+          <w:lang w:val="en-US"/>
+        </w:rPr>
+        <w:t>D</w:t>
+      </w:r>
+      <w:r>
+        <w:rPr>
+          <w:rFonts w:ascii="Times New Roman" w:hAnsi="Times New Roman" w:cs="Times New Roman"/>
+          <w:color w:val="212529"/>
+          <w:sz w:val="28"/>
+          <w:szCs w:val="28"/>
+          <w:shd w:val="clear" w:color="auto" w:fill="FFFFFF"/>
+        </w:rPr>
+        <w:t xml:space="preserve">2 </w:t>
+      </w:r>
+      <w:r>
+        <w:rPr>
+          <w:rFonts w:ascii="Times New Roman" w:hAnsi="Times New Roman" w:cs="Times New Roman"/>
+          <w:color w:val="212529"/>
+          <w:sz w:val="28"/>
+          <w:szCs w:val="28"/>
+          <w:shd w:val="clear" w:color="auto" w:fill="FFFFFF"/>
+          <w:lang w:val="en-US"/>
+        </w:rPr>
+        <w:t>DE</w:t>
       </w:r>
     </w:p>
     <w:p>
@@ -1230,9 +1322,22 @@
           <w:sz w:val="28"/>
           <w:szCs w:val="28"/>
           <w:shd w:val="clear" w:color="auto" w:fill="FFFFFF"/>
+          <w:lang w:val="en-US"/>
         </w:rPr>
-        <w:t>В</w:t>
+        <w:t>В UTF-8 - D0 A1 D0 BB D0 BE D0 B2 D0 BE</w:t>
       </w:r>
+    </w:p>
+    <w:p>
+      <w:pPr>
+        <w:rPr>
+          <w:rFonts w:ascii="Times New Roman" w:hAnsi="Times New Roman" w:cs="Times New Roman"/>
+          <w:color w:val="212529"/>
+          <w:sz w:val="28"/>
+          <w:szCs w:val="28"/>
+          <w:shd w:val="clear" w:color="auto" w:fill="FFFFFF"/>
+          <w:lang w:val="en-US"/>
+        </w:rPr>
+      </w:pPr>
       <w:r>
         <w:rPr>
           <w:rFonts w:ascii="Times New Roman" w:hAnsi="Times New Roman" w:cs="Times New Roman"/>
@@ -1242,18 +1347,20 @@
           <w:shd w:val="clear" w:color="auto" w:fill="FFFFFF"/>
           <w:lang w:val="en-US"/>
         </w:rPr>
-        <w:t xml:space="preserve"> ISO-8859-5 – </w:t>
+        <w:t>В UTF-16 (BE) - 04 21 04 3B 04 3E 04 32 04 3E</w:t>
       </w:r>
-      <w:r>
+    </w:p>
+    <w:p>
+      <w:pPr>
         <w:rPr>
           <w:rFonts w:ascii="Times New Roman" w:hAnsi="Times New Roman" w:cs="Times New Roman"/>
           <w:color w:val="212529"/>
           <w:sz w:val="28"/>
           <w:szCs w:val="28"/>
           <w:shd w:val="clear" w:color="auto" w:fill="FFFFFF"/>
+          <w:lang w:val="en-US"/>
         </w:rPr>
-        <w:t>С</w:t>
-      </w:r>
+      </w:pPr>
       <w:r>
         <w:rPr>
           <w:rFonts w:ascii="Times New Roman" w:hAnsi="Times New Roman" w:cs="Times New Roman"/>
@@ -1263,18 +1370,7 @@
           <w:shd w:val="clear" w:color="auto" w:fill="FFFFFF"/>
           <w:lang w:val="en-US"/>
         </w:rPr>
-        <w:t>1</w:t>
-      </w:r>
-      <w:r>
-        <w:rPr>
-          <w:rFonts w:ascii="Times New Roman" w:hAnsi="Times New Roman" w:cs="Times New Roman"/>
-          <w:color w:val="212529"/>
-          <w:sz w:val="28"/>
-          <w:szCs w:val="28"/>
-          <w:shd w:val="clear" w:color="auto" w:fill="FFFFFF"/>
-          <w:lang w:val="en-US"/>
-        </w:rPr>
-        <w:t xml:space="preserve"> DB DE D2 DE</w:t>
+        <w:t>В UTF-16 (LE) - 21 04 3B 04 3E 04 32 04 3E 04</w:t>
       </w:r>
     </w:p>
     <w:p>
@@ -1336,6 +1432,7 @@
           <w:rFonts w:ascii="Times New Roman" w:hAnsi="Times New Roman" w:cs="Times New Roman"/>
           <w:sz w:val="28"/>
           <w:szCs w:val="28"/>
+          <w:lang w:val="en-US"/>
         </w:rPr>
       </w:pPr>
       <w:r>
@@ -1352,6 +1449,7 @@
           <w:rFonts w:ascii="Times New Roman" w:hAnsi="Times New Roman" w:cs="Times New Roman"/>
           <w:sz w:val="28"/>
           <w:szCs w:val="28"/>
+          <w:lang w:val="en-US"/>
         </w:rPr>
         <w:t xml:space="preserve"> 0</w:t>
       </w:r>
@@ -1369,6 +1467,7 @@
           <w:rFonts w:ascii="Times New Roman" w:hAnsi="Times New Roman" w:cs="Times New Roman"/>
           <w:sz w:val="28"/>
           <w:szCs w:val="28"/>
+          <w:lang w:val="en-US"/>
         </w:rPr>
         <w:t>49</w:t>
       </w:r>
@@ -1388,6 +1487,7 @@
           <w:rFonts w:ascii="Times New Roman" w:hAnsi="Times New Roman" w:cs="Times New Roman"/>
           <w:sz w:val="28"/>
           <w:szCs w:val="28"/>
+          <w:lang w:val="en-US"/>
         </w:rPr>
       </w:pPr>
       <w:r>
@@ -1404,6 +1504,7 @@
           <w:rFonts w:ascii="Times New Roman" w:hAnsi="Times New Roman" w:cs="Times New Roman"/>
           <w:sz w:val="28"/>
           <w:szCs w:val="28"/>
+          <w:lang w:val="en-US"/>
         </w:rPr>
         <w:t xml:space="preserve">: </w:t>
       </w:r>
@@ -1421,6 +1522,7 @@
           <w:rFonts w:ascii="Times New Roman" w:hAnsi="Times New Roman" w:cs="Times New Roman"/>
           <w:sz w:val="28"/>
           <w:szCs w:val="28"/>
+          <w:lang w:val="en-US"/>
         </w:rPr>
         <w:t xml:space="preserve"> 0</w:t>
       </w:r>
@@ -1438,6 +1540,7 @@
           <w:rFonts w:ascii="Times New Roman" w:hAnsi="Times New Roman" w:cs="Times New Roman"/>
           <w:sz w:val="28"/>
           <w:szCs w:val="28"/>
+          <w:lang w:val="en-US"/>
         </w:rPr>
         <w:t>598</w:t>
       </w:r>
@@ -1451,7 +1554,6 @@
           <w:lang w:val="en-US"/>
         </w:rPr>
       </w:pPr>
-      <w:proofErr w:type="spellStart"/>
       <w:r>
         <w:rPr>
           <w:rFonts w:ascii="Times New Roman" w:hAnsi="Times New Roman" w:cs="Times New Roman"/>
@@ -1459,17 +1561,7 @@
           <w:szCs w:val="28"/>
           <w:lang w:val="en-US"/>
         </w:rPr>
-        <w:t>stop_symbol</w:t>
-      </w:r>
-      <w:proofErr w:type="spellEnd"/>
-      <w:r>
-        <w:rPr>
-          <w:rFonts w:ascii="Times New Roman" w:hAnsi="Times New Roman" w:cs="Times New Roman"/>
-          <w:sz w:val="28"/>
-          <w:szCs w:val="28"/>
-          <w:lang w:val="en-US"/>
-        </w:rPr>
-        <w:t>: WORD 0x00</w:t>
+        <w:t>stop_symbol: WORD 0x00</w:t>
       </w:r>
     </w:p>
     <w:p>
@@ -1561,6 +1653,7 @@
           <w:rFonts w:ascii="Times New Roman" w:hAnsi="Times New Roman" w:cs="Times New Roman"/>
           <w:sz w:val="28"/>
           <w:szCs w:val="28"/>
+          <w:lang w:val="en-US"/>
         </w:rPr>
         <w:t>1:</w:t>
       </w:r>
@@ -1569,6 +1662,7 @@
           <w:rFonts w:ascii="Times New Roman" w:hAnsi="Times New Roman" w:cs="Times New Roman"/>
           <w:sz w:val="28"/>
           <w:szCs w:val="28"/>
+          <w:lang w:val="en-US"/>
         </w:rPr>
         <w:tab/>
       </w:r>
@@ -1577,6 +1671,7 @@
           <w:rFonts w:ascii="Times New Roman" w:hAnsi="Times New Roman" w:cs="Times New Roman"/>
           <w:sz w:val="28"/>
           <w:szCs w:val="28"/>
+          <w:lang w:val="en-US"/>
         </w:rPr>
         <w:tab/>
       </w:r>
@@ -1594,6 +1689,7 @@
           <w:rFonts w:ascii="Times New Roman" w:hAnsi="Times New Roman" w:cs="Times New Roman"/>
           <w:sz w:val="28"/>
           <w:szCs w:val="28"/>
+          <w:lang w:val="en-US"/>
         </w:rPr>
         <w:t xml:space="preserve"> 5</w:t>
       </w:r>
@@ -1612,6 +1708,7 @@
           <w:rFonts w:ascii="Times New Roman" w:hAnsi="Times New Roman" w:cs="Times New Roman"/>
           <w:sz w:val="28"/>
           <w:szCs w:val="28"/>
+          <w:lang w:val="en-US"/>
         </w:rPr>
         <w:tab/>
       </w:r>
@@ -1620,6 +1717,7 @@
           <w:rFonts w:ascii="Times New Roman" w:hAnsi="Times New Roman" w:cs="Times New Roman"/>
           <w:sz w:val="28"/>
           <w:szCs w:val="28"/>
+          <w:lang w:val="en-US"/>
         </w:rPr>
         <w:tab/>
       </w:r>
@@ -1637,6 +1735,7 @@
           <w:rFonts w:ascii="Times New Roman" w:hAnsi="Times New Roman" w:cs="Times New Roman"/>
           <w:sz w:val="28"/>
           <w:szCs w:val="28"/>
+          <w:lang w:val="en-US"/>
         </w:rPr>
         <w:t xml:space="preserve"> #0</w:t>
       </w:r>
@@ -1654,6 +1753,7 @@
           <w:rFonts w:ascii="Times New Roman" w:hAnsi="Times New Roman" w:cs="Times New Roman"/>
           <w:sz w:val="28"/>
           <w:szCs w:val="28"/>
+          <w:lang w:val="en-US"/>
         </w:rPr>
         <w:t>40</w:t>
       </w:r>
@@ -1664,6 +1764,7 @@
           <w:rFonts w:ascii="Times New Roman" w:hAnsi="Times New Roman" w:cs="Times New Roman"/>
           <w:sz w:val="28"/>
           <w:szCs w:val="28"/>
+          <w:lang w:val="en-US"/>
         </w:rPr>
       </w:pPr>
       <w:r>
@@ -1671,6 +1772,7 @@
           <w:rFonts w:ascii="Times New Roman" w:hAnsi="Times New Roman" w:cs="Times New Roman"/>
           <w:sz w:val="28"/>
           <w:szCs w:val="28"/>
+          <w:lang w:val="en-US"/>
         </w:rPr>
         <w:tab/>
       </w:r>
@@ -1679,6 +1781,7 @@
           <w:rFonts w:ascii="Times New Roman" w:hAnsi="Times New Roman" w:cs="Times New Roman"/>
           <w:sz w:val="28"/>
           <w:szCs w:val="28"/>
+          <w:lang w:val="en-US"/>
         </w:rPr>
         <w:tab/>
       </w:r>
@@ -1696,6 +1799,7 @@
           <w:rFonts w:ascii="Times New Roman" w:hAnsi="Times New Roman" w:cs="Times New Roman"/>
           <w:sz w:val="28"/>
           <w:szCs w:val="28"/>
+          <w:lang w:val="en-US"/>
         </w:rPr>
         <w:t xml:space="preserve"> </w:t>
       </w:r>
@@ -1713,6 +1817,7 @@
           <w:rFonts w:ascii="Times New Roman" w:hAnsi="Times New Roman" w:cs="Times New Roman"/>
           <w:sz w:val="28"/>
           <w:szCs w:val="28"/>
+          <w:lang w:val="en-US"/>
         </w:rPr>
         <w:t>1</w:t>
       </w:r>
@@ -1731,6 +1836,7 @@
           <w:rFonts w:ascii="Times New Roman" w:hAnsi="Times New Roman" w:cs="Times New Roman"/>
           <w:sz w:val="28"/>
           <w:szCs w:val="28"/>
+          <w:lang w:val="en-US"/>
         </w:rPr>
         <w:tab/>
       </w:r>
@@ -1739,6 +1845,7 @@
           <w:rFonts w:ascii="Times New Roman" w:hAnsi="Times New Roman" w:cs="Times New Roman"/>
           <w:sz w:val="28"/>
           <w:szCs w:val="28"/>
+          <w:lang w:val="en-US"/>
         </w:rPr>
         <w:tab/>
       </w:r>
@@ -1756,6 +1863,7 @@
           <w:rFonts w:ascii="Times New Roman" w:hAnsi="Times New Roman" w:cs="Times New Roman"/>
           <w:sz w:val="28"/>
           <w:szCs w:val="28"/>
+          <w:lang w:val="en-US"/>
         </w:rPr>
         <w:t xml:space="preserve"> 4</w:t>
       </w:r>
@@ -1774,6 +1882,7 @@
           <w:rFonts w:ascii="Times New Roman" w:hAnsi="Times New Roman" w:cs="Times New Roman"/>
           <w:sz w:val="28"/>
           <w:szCs w:val="28"/>
+          <w:lang w:val="en-US"/>
         </w:rPr>
         <w:tab/>
       </w:r>
@@ -1782,6 +1891,7 @@
           <w:rFonts w:ascii="Times New Roman" w:hAnsi="Times New Roman" w:cs="Times New Roman"/>
           <w:sz w:val="28"/>
           <w:szCs w:val="28"/>
+          <w:lang w:val="en-US"/>
         </w:rPr>
         <w:tab/>
       </w:r>
@@ -1799,6 +1909,7 @@
           <w:rFonts w:ascii="Times New Roman" w:hAnsi="Times New Roman" w:cs="Times New Roman"/>
           <w:sz w:val="28"/>
           <w:szCs w:val="28"/>
+          <w:lang w:val="en-US"/>
         </w:rPr>
         <w:t xml:space="preserve"> </w:t>
       </w:r>
@@ -1816,6 +1927,7 @@
           <w:rFonts w:ascii="Times New Roman" w:hAnsi="Times New Roman" w:cs="Times New Roman"/>
           <w:sz w:val="28"/>
           <w:szCs w:val="28"/>
+          <w:lang w:val="en-US"/>
         </w:rPr>
         <w:t>_</w:t>
       </w:r>
@@ -1843,6 +1955,7 @@
           <w:rFonts w:ascii="Times New Roman" w:hAnsi="Times New Roman" w:cs="Times New Roman"/>
           <w:sz w:val="28"/>
           <w:szCs w:val="28"/>
+          <w:lang w:val="en-US"/>
         </w:rPr>
         <w:tab/>
       </w:r>
@@ -1851,6 +1964,7 @@
           <w:rFonts w:ascii="Times New Roman" w:hAnsi="Times New Roman" w:cs="Times New Roman"/>
           <w:sz w:val="28"/>
           <w:szCs w:val="28"/>
+          <w:lang w:val="en-US"/>
         </w:rPr>
         <w:tab/>
       </w:r>
@@ -1868,6 +1982,7 @@
           <w:rFonts w:ascii="Times New Roman" w:hAnsi="Times New Roman" w:cs="Times New Roman"/>
           <w:sz w:val="28"/>
           <w:szCs w:val="28"/>
+          <w:lang w:val="en-US"/>
         </w:rPr>
         <w:t xml:space="preserve"> </w:t>
       </w:r>
@@ -1887,6 +2002,7 @@
           <w:rFonts w:ascii="Times New Roman" w:hAnsi="Times New Roman" w:cs="Times New Roman"/>
           <w:sz w:val="28"/>
           <w:szCs w:val="28"/>
+          <w:lang w:val="en-US"/>
         </w:rPr>
       </w:pPr>
       <w:r>
@@ -1894,6 +2010,7 @@
           <w:rFonts w:ascii="Times New Roman" w:hAnsi="Times New Roman" w:cs="Times New Roman"/>
           <w:sz w:val="28"/>
           <w:szCs w:val="28"/>
+          <w:lang w:val="en-US"/>
         </w:rPr>
         <w:tab/>
       </w:r>
@@ -1902,6 +2019,7 @@
           <w:rFonts w:ascii="Times New Roman" w:hAnsi="Times New Roman" w:cs="Times New Roman"/>
           <w:sz w:val="28"/>
           <w:szCs w:val="28"/>
+          <w:lang w:val="en-US"/>
         </w:rPr>
         <w:tab/>
       </w:r>
@@ -1919,6 +2037,7 @@
           <w:rFonts w:ascii="Times New Roman" w:hAnsi="Times New Roman" w:cs="Times New Roman"/>
           <w:sz w:val="28"/>
           <w:szCs w:val="28"/>
+          <w:lang w:val="en-US"/>
         </w:rPr>
         <w:t xml:space="preserve"> </w:t>
       </w:r>
@@ -1946,6 +2065,7 @@
           <w:rFonts w:ascii="Times New Roman" w:hAnsi="Times New Roman" w:cs="Times New Roman"/>
           <w:sz w:val="28"/>
           <w:szCs w:val="28"/>
+          <w:lang w:val="en-US"/>
         </w:rPr>
         <w:tab/>
       </w:r>
@@ -1954,6 +2074,7 @@
           <w:rFonts w:ascii="Times New Roman" w:hAnsi="Times New Roman" w:cs="Times New Roman"/>
           <w:sz w:val="28"/>
           <w:szCs w:val="28"/>
+          <w:lang w:val="en-US"/>
         </w:rPr>
         <w:tab/>
       </w:r>
@@ -1990,6 +2111,7 @@
           <w:rFonts w:ascii="Times New Roman" w:hAnsi="Times New Roman" w:cs="Times New Roman"/>
           <w:sz w:val="28"/>
           <w:szCs w:val="28"/>
+          <w:lang w:val="en-US"/>
         </w:rPr>
         <w:t>2:</w:t>
       </w:r>
@@ -1998,6 +2120,7 @@
           <w:rFonts w:ascii="Times New Roman" w:hAnsi="Times New Roman" w:cs="Times New Roman"/>
           <w:sz w:val="28"/>
           <w:szCs w:val="28"/>
+          <w:lang w:val="en-US"/>
         </w:rPr>
         <w:tab/>
       </w:r>
@@ -2006,6 +2129,7 @@
           <w:rFonts w:ascii="Times New Roman" w:hAnsi="Times New Roman" w:cs="Times New Roman"/>
           <w:sz w:val="28"/>
           <w:szCs w:val="28"/>
+          <w:lang w:val="en-US"/>
         </w:rPr>
         <w:tab/>
       </w:r>
@@ -2023,6 +2147,7 @@
           <w:rFonts w:ascii="Times New Roman" w:hAnsi="Times New Roman" w:cs="Times New Roman"/>
           <w:sz w:val="28"/>
           <w:szCs w:val="28"/>
+          <w:lang w:val="en-US"/>
         </w:rPr>
         <w:t xml:space="preserve"> 5</w:t>
       </w:r>
@@ -2041,6 +2166,7 @@
           <w:rFonts w:ascii="Times New Roman" w:hAnsi="Times New Roman" w:cs="Times New Roman"/>
           <w:sz w:val="28"/>
           <w:szCs w:val="28"/>
+          <w:lang w:val="en-US"/>
         </w:rPr>
         <w:tab/>
       </w:r>
@@ -2049,6 +2175,7 @@
           <w:rFonts w:ascii="Times New Roman" w:hAnsi="Times New Roman" w:cs="Times New Roman"/>
           <w:sz w:val="28"/>
           <w:szCs w:val="28"/>
+          <w:lang w:val="en-US"/>
         </w:rPr>
         <w:tab/>
       </w:r>
@@ -2066,6 +2193,7 @@
           <w:rFonts w:ascii="Times New Roman" w:hAnsi="Times New Roman" w:cs="Times New Roman"/>
           <w:sz w:val="28"/>
           <w:szCs w:val="28"/>
+          <w:lang w:val="en-US"/>
         </w:rPr>
         <w:t xml:space="preserve"> #0</w:t>
       </w:r>
@@ -2083,6 +2211,7 @@
           <w:rFonts w:ascii="Times New Roman" w:hAnsi="Times New Roman" w:cs="Times New Roman"/>
           <w:sz w:val="28"/>
           <w:szCs w:val="28"/>
+          <w:lang w:val="en-US"/>
         </w:rPr>
         <w:t>40</w:t>
       </w:r>
@@ -2093,6 +2222,7 @@
           <w:rFonts w:ascii="Times New Roman" w:hAnsi="Times New Roman" w:cs="Times New Roman"/>
           <w:sz w:val="28"/>
           <w:szCs w:val="28"/>
+          <w:lang w:val="en-US"/>
         </w:rPr>
       </w:pPr>
       <w:r>
@@ -2100,6 +2230,7 @@
           <w:rFonts w:ascii="Times New Roman" w:hAnsi="Times New Roman" w:cs="Times New Roman"/>
           <w:sz w:val="28"/>
           <w:szCs w:val="28"/>
+          <w:lang w:val="en-US"/>
         </w:rPr>
         <w:tab/>
       </w:r>
@@ -2108,6 +2239,7 @@
           <w:rFonts w:ascii="Times New Roman" w:hAnsi="Times New Roman" w:cs="Times New Roman"/>
           <w:sz w:val="28"/>
           <w:szCs w:val="28"/>
+          <w:lang w:val="en-US"/>
         </w:rPr>
         <w:tab/>
       </w:r>
@@ -2125,6 +2257,7 @@
           <w:rFonts w:ascii="Times New Roman" w:hAnsi="Times New Roman" w:cs="Times New Roman"/>
           <w:sz w:val="28"/>
           <w:szCs w:val="28"/>
+          <w:lang w:val="en-US"/>
         </w:rPr>
         <w:t xml:space="preserve"> </w:t>
       </w:r>
@@ -2142,6 +2275,7 @@
           <w:rFonts w:ascii="Times New Roman" w:hAnsi="Times New Roman" w:cs="Times New Roman"/>
           <w:sz w:val="28"/>
           <w:szCs w:val="28"/>
+          <w:lang w:val="en-US"/>
         </w:rPr>
         <w:t>2</w:t>
       </w:r>
@@ -2160,6 +2294,7 @@
           <w:rFonts w:ascii="Times New Roman" w:hAnsi="Times New Roman" w:cs="Times New Roman"/>
           <w:sz w:val="28"/>
           <w:szCs w:val="28"/>
+          <w:lang w:val="en-US"/>
         </w:rPr>
         <w:tab/>
       </w:r>
@@ -2168,6 +2303,7 @@
           <w:rFonts w:ascii="Times New Roman" w:hAnsi="Times New Roman" w:cs="Times New Roman"/>
           <w:sz w:val="28"/>
           <w:szCs w:val="28"/>
+          <w:lang w:val="en-US"/>
         </w:rPr>
         <w:tab/>
       </w:r>
@@ -2185,6 +2321,7 @@
           <w:rFonts w:ascii="Times New Roman" w:hAnsi="Times New Roman" w:cs="Times New Roman"/>
           <w:sz w:val="28"/>
           <w:szCs w:val="28"/>
+          <w:lang w:val="en-US"/>
         </w:rPr>
         <w:t xml:space="preserve"> 4</w:t>
       </w:r>
@@ -2195,6 +2332,7 @@
           <w:rFonts w:ascii="Times New Roman" w:hAnsi="Times New Roman" w:cs="Times New Roman"/>
           <w:sz w:val="28"/>
           <w:szCs w:val="28"/>
+          <w:lang w:val="en-US"/>
         </w:rPr>
       </w:pPr>
       <w:r>
@@ -2202,6 +2340,7 @@
           <w:rFonts w:ascii="Times New Roman" w:hAnsi="Times New Roman" w:cs="Times New Roman"/>
           <w:sz w:val="28"/>
           <w:szCs w:val="28"/>
+          <w:lang w:val="en-US"/>
         </w:rPr>
         <w:tab/>
       </w:r>
@@ -2210,6 +2349,7 @@
           <w:rFonts w:ascii="Times New Roman" w:hAnsi="Times New Roman" w:cs="Times New Roman"/>
           <w:sz w:val="28"/>
           <w:szCs w:val="28"/>
+          <w:lang w:val="en-US"/>
         </w:rPr>
         <w:tab/>
       </w:r>
@@ -2237,6 +2377,7 @@
           <w:rFonts w:ascii="Times New Roman" w:hAnsi="Times New Roman" w:cs="Times New Roman"/>
           <w:sz w:val="28"/>
           <w:szCs w:val="28"/>
+          <w:lang w:val="en-US"/>
         </w:rPr>
         <w:tab/>
       </w:r>
@@ -2245,6 +2386,7 @@
           <w:rFonts w:ascii="Times New Roman" w:hAnsi="Times New Roman" w:cs="Times New Roman"/>
           <w:sz w:val="28"/>
           <w:szCs w:val="28"/>
+          <w:lang w:val="en-US"/>
         </w:rPr>
         <w:tab/>
       </w:r>
@@ -2303,6 +2445,7 @@
           <w:szCs w:val="28"/>
           <w:lang w:val="en-US"/>
         </w:rPr>
+        <w:lastRenderedPageBreak/>
         <w:tab/>
       </w:r>
       <w:r>
@@ -2371,27 +2514,7 @@
           <w:lang w:val="en-US"/>
         </w:rPr>
         <w:tab/>
-        <w:t xml:space="preserve">CMP </w:t>
-      </w:r>
-      <w:proofErr w:type="spellStart"/>
-      <w:r>
-        <w:rPr>
-          <w:rFonts w:ascii="Times New Roman" w:hAnsi="Times New Roman" w:cs="Times New Roman"/>
-          <w:sz w:val="28"/>
-          <w:szCs w:val="28"/>
-          <w:lang w:val="en-US"/>
-        </w:rPr>
-        <w:t>stop_symbol</w:t>
-      </w:r>
-      <w:proofErr w:type="spellEnd"/>
-      <w:r>
-        <w:rPr>
-          <w:rFonts w:ascii="Times New Roman" w:hAnsi="Times New Roman" w:cs="Times New Roman"/>
-          <w:sz w:val="28"/>
-          <w:szCs w:val="28"/>
-          <w:lang w:val="en-US"/>
-        </w:rPr>
-        <w:t xml:space="preserve"> </w:t>
+        <w:t xml:space="preserve">CMP stop_symbol </w:t>
       </w:r>
     </w:p>
     <w:p>
@@ -2410,7 +2533,6 @@
           <w:szCs w:val="28"/>
           <w:lang w:val="en-US"/>
         </w:rPr>
-        <w:lastRenderedPageBreak/>
         <w:tab/>
       </w:r>
       <w:r>
@@ -3067,7 +3189,6 @@
                 <w:lang w:val="en-US"/>
               </w:rPr>
             </w:pPr>
-            <w:proofErr w:type="spellStart"/>
             <w:r>
               <w:rPr>
                 <w:rFonts w:ascii="Times New Roman" w:eastAsia="Times New Roman" w:hAnsi="Times New Roman"/>
@@ -3078,7 +3199,6 @@
               </w:rPr>
               <w:t>stop_symbol</w:t>
             </w:r>
-            <w:proofErr w:type="spellEnd"/>
           </w:p>
         </w:tc>
         <w:tc>
@@ -3765,25 +3885,7 @@
                 <w:sz w:val="28"/>
                 <w:szCs w:val="28"/>
               </w:rPr>
-              <w:t xml:space="preserve">Чтение регистра </w:t>
-            </w:r>
-            <w:r>
-              <w:rPr>
-                <w:rFonts w:ascii="Times New Roman" w:eastAsia="Times New Roman" w:hAnsi="Times New Roman"/>
-                <w:color w:val="212529"/>
-                <w:sz w:val="28"/>
-                <w:szCs w:val="28"/>
-              </w:rPr>
-              <w:t>данных</w:t>
-            </w:r>
-            <w:r>
-              <w:rPr>
-                <w:rFonts w:ascii="Times New Roman" w:eastAsia="Times New Roman" w:hAnsi="Times New Roman"/>
-                <w:color w:val="212529"/>
-                <w:sz w:val="28"/>
-                <w:szCs w:val="28"/>
-              </w:rPr>
-              <w:t xml:space="preserve"> ВУ-2</w:t>
+              <w:t>Чтение регистра данных ВУ-2</w:t>
             </w:r>
           </w:p>
         </w:tc>
@@ -5127,6 +5229,7 @@
                 <w:szCs w:val="28"/>
                 <w:lang w:val="en-US"/>
               </w:rPr>
+              <w:lastRenderedPageBreak/>
               <w:t>4B0</w:t>
             </w:r>
           </w:p>
@@ -5604,7 +5707,6 @@
                 <w:szCs w:val="28"/>
                 <w:lang w:val="en-US"/>
               </w:rPr>
-              <w:lastRenderedPageBreak/>
               <w:t>4B4</w:t>
             </w:r>
           </w:p>
@@ -6619,7 +6721,6 @@
                 <w:szCs w:val="28"/>
               </w:rPr>
             </w:pPr>
-            <w:proofErr w:type="spellStart"/>
             <w:r>
               <w:rPr>
                 <w:rFonts w:ascii="Times New Roman" w:eastAsia="Times New Roman" w:hAnsi="Times New Roman"/>
@@ -6629,7 +6730,6 @@
               </w:rPr>
               <w:t>Сл</w:t>
             </w:r>
-            <w:proofErr w:type="spellEnd"/>
           </w:p>
         </w:tc>
         <w:tc>
@@ -6664,7 +6764,6 @@
               </w:rPr>
               <w:t>“</w:t>
             </w:r>
-            <w:proofErr w:type="spellStart"/>
             <w:r>
               <w:rPr>
                 <w:rFonts w:ascii="Times New Roman" w:eastAsia="Times New Roman" w:hAnsi="Times New Roman"/>
@@ -6674,7 +6773,6 @@
               </w:rPr>
               <w:t>Сл</w:t>
             </w:r>
-            <w:proofErr w:type="spellEnd"/>
             <w:r>
               <w:rPr>
                 <w:rFonts w:ascii="Times New Roman" w:eastAsia="Times New Roman" w:hAnsi="Times New Roman"/>
@@ -6756,7 +6854,6 @@
                 <w:szCs w:val="28"/>
               </w:rPr>
             </w:pPr>
-            <w:proofErr w:type="spellStart"/>
             <w:r>
               <w:rPr>
                 <w:rFonts w:ascii="Times New Roman" w:eastAsia="Times New Roman" w:hAnsi="Times New Roman"/>
@@ -6766,7 +6863,6 @@
               </w:rPr>
               <w:t>ов</w:t>
             </w:r>
-            <w:proofErr w:type="spellEnd"/>
           </w:p>
         </w:tc>
         <w:tc>
@@ -6801,7 +6897,6 @@
               </w:rPr>
               <w:t xml:space="preserve"> “</w:t>
             </w:r>
-            <w:proofErr w:type="spellStart"/>
             <w:r>
               <w:rPr>
                 <w:rFonts w:ascii="Times New Roman" w:eastAsia="Times New Roman" w:hAnsi="Times New Roman"/>
@@ -6811,7 +6906,6 @@
               </w:rPr>
               <w:t>ов</w:t>
             </w:r>
-            <w:proofErr w:type="spellEnd"/>
             <w:r>
               <w:rPr>
                 <w:rFonts w:ascii="Times New Roman" w:eastAsia="Times New Roman" w:hAnsi="Times New Roman"/>
@@ -7284,16 +7378,7 @@
           <w:sz w:val="28"/>
           <w:szCs w:val="28"/>
         </w:rPr>
-        <w:t>Программа осуществляет посимвольный асинхронный ввод данных с ВУ-</w:t>
-      </w:r>
-      <w:r>
-        <w:rPr>
-          <w:rFonts w:ascii="Times New Roman" w:eastAsia="Times New Roman" w:hAnsi="Times New Roman"/>
-          <w:color w:val="212529"/>
-          <w:sz w:val="28"/>
-          <w:szCs w:val="28"/>
-        </w:rPr>
-        <w:t xml:space="preserve">2 </w:t>
+        <w:t xml:space="preserve">Программа осуществляет посимвольный асинхронный ввод данных с ВУ-2 </w:t>
       </w:r>
       <w:r>
         <w:rPr>
@@ -7490,7 +7575,6 @@
           <w:szCs w:val="28"/>
         </w:rPr>
       </w:pPr>
-      <w:proofErr w:type="spellStart"/>
       <w:r>
         <w:rPr>
           <w:rFonts w:ascii="Times New Roman" w:eastAsia="Times New Roman" w:hAnsi="Times New Roman"/>
@@ -7500,7 +7584,6 @@
         </w:rPr>
         <w:t>res</w:t>
       </w:r>
-      <w:proofErr w:type="spellEnd"/>
       <w:r>
         <w:rPr>
           <w:rFonts w:ascii="Times New Roman" w:eastAsia="Times New Roman" w:hAnsi="Times New Roman"/>
@@ -7518,25 +7601,7 @@
           <w:sz w:val="28"/>
           <w:szCs w:val="28"/>
         </w:rPr>
-        <w:t xml:space="preserve"> – 11-разрядная ячейка</w:t>
-      </w:r>
-      <w:r>
-        <w:rPr>
-          <w:rFonts w:ascii="Times New Roman" w:eastAsia="Times New Roman" w:hAnsi="Times New Roman"/>
-          <w:color w:val="212529"/>
-          <w:sz w:val="28"/>
-          <w:szCs w:val="28"/>
-        </w:rPr>
-        <w:t>-</w:t>
-      </w:r>
-      <w:r>
-        <w:rPr>
-          <w:rFonts w:ascii="Times New Roman" w:eastAsia="Times New Roman" w:hAnsi="Times New Roman"/>
-          <w:color w:val="212529"/>
-          <w:sz w:val="28"/>
-          <w:szCs w:val="28"/>
-        </w:rPr>
-        <w:t>ссылк</w:t>
+        <w:t xml:space="preserve"> – 11-разрядная ячейка-ссылк</w:t>
       </w:r>
       <w:r>
         <w:rPr>
@@ -7633,7 +7698,6 @@
           <w:szCs w:val="28"/>
         </w:rPr>
       </w:pPr>
-      <w:proofErr w:type="spellStart"/>
       <w:r>
         <w:rPr>
           <w:rFonts w:ascii="Times New Roman" w:eastAsia="Times New Roman" w:hAnsi="Times New Roman"/>
@@ -7641,17 +7705,7 @@
           <w:sz w:val="28"/>
           <w:szCs w:val="28"/>
         </w:rPr>
-        <w:t>temp</w:t>
-      </w:r>
-      <w:proofErr w:type="spellEnd"/>
-      <w:r>
-        <w:rPr>
-          <w:rFonts w:ascii="Times New Roman" w:eastAsia="Times New Roman" w:hAnsi="Times New Roman"/>
-          <w:color w:val="212529"/>
-          <w:sz w:val="28"/>
-          <w:szCs w:val="28"/>
-        </w:rPr>
-        <w:t xml:space="preserve"> – 16-разрядная</w:t>
+        <w:t>temp – 16-разрядная</w:t>
       </w:r>
       <w:r>
         <w:rPr>
@@ -7729,16 +7783,7 @@
           <w:sz w:val="28"/>
           <w:szCs w:val="28"/>
         </w:rPr>
-        <w:t>…</w:t>
-      </w:r>
-      <w:r>
-        <w:rPr>
-          <w:rFonts w:ascii="Times New Roman" w:eastAsia="Times New Roman" w:hAnsi="Times New Roman"/>
-          <w:color w:val="212529"/>
-          <w:sz w:val="28"/>
-          <w:szCs w:val="28"/>
-        </w:rPr>
-        <w:t xml:space="preserve"> – 16-разрядные ячейки, хранящие в себе по два символа</w:t>
+        <w:t>… – 16-разрядные ячейки, хранящие в себе по два символа</w:t>
       </w:r>
     </w:p>
     <w:p>
@@ -7765,6 +7810,7 @@
           <w:sz w:val="36"/>
           <w:szCs w:val="36"/>
         </w:rPr>
+        <w:lastRenderedPageBreak/>
         <w:t>Область допустимых значений</w:t>
       </w:r>
       <w:r>
@@ -7806,17 +7852,7 @@
               <w:szCs w:val="28"/>
               <w:lang w:val="en-US"/>
             </w:rPr>
-            <m:t>result</m:t>
-          </m:r>
-          <m:r>
-            <w:rPr>
-              <w:rFonts w:ascii="Cambria Math" w:eastAsia="Times New Roman" w:hAnsi="Cambria Math"/>
-              <w:color w:val="212529"/>
-              <w:sz w:val="28"/>
-              <w:szCs w:val="28"/>
-              <w:lang w:val="en-US"/>
-            </w:rPr>
-            <m:t xml:space="preserve"> ∈</m:t>
+            <m:t>result ∈</m:t>
           </m:r>
           <m:d>
             <m:dPr>
@@ -7941,17 +7977,7 @@
               <w:szCs w:val="28"/>
               <w:lang w:val="en-US"/>
             </w:rPr>
-            <m:t>symbol</m:t>
-          </m:r>
-          <m:r>
-            <w:rPr>
-              <w:rFonts w:ascii="Cambria Math" w:eastAsia="Times New Roman" w:hAnsi="Cambria Math"/>
-              <w:color w:val="212529"/>
-              <w:sz w:val="28"/>
-              <w:szCs w:val="28"/>
-              <w:lang w:val="en-US"/>
-            </w:rPr>
-            <m:t xml:space="preserve"> ∈</m:t>
+            <m:t>symbol ∈</m:t>
           </m:r>
           <m:d>
             <m:dPr>
@@ -7977,37 +8003,7 @@
                   <w:szCs w:val="28"/>
                   <w:lang w:val="en-US"/>
                 </w:rPr>
-                <m:t>0</m:t>
-              </m:r>
-              <m:r>
-                <w:rPr>
-                  <w:rFonts w:ascii="Cambria Math" w:eastAsia="Times New Roman" w:hAnsi="Cambria Math"/>
-                  <w:color w:val="212529"/>
-                  <w:sz w:val="28"/>
-                  <w:szCs w:val="28"/>
-                  <w:lang w:val="en-US"/>
-                </w:rPr>
-                <m:t>0</m:t>
-              </m:r>
-              <m:r>
-                <w:rPr>
-                  <w:rFonts w:ascii="Cambria Math" w:eastAsia="Times New Roman" w:hAnsi="Cambria Math"/>
-                  <w:color w:val="212529"/>
-                  <w:sz w:val="28"/>
-                  <w:szCs w:val="28"/>
-                  <w:lang w:val="en-US"/>
-                </w:rPr>
-                <m:t xml:space="preserve">, </m:t>
-              </m:r>
-              <m:r>
-                <w:rPr>
-                  <w:rFonts w:ascii="Cambria Math" w:eastAsia="Times New Roman" w:hAnsi="Cambria Math"/>
-                  <w:color w:val="212529"/>
-                  <w:sz w:val="28"/>
-                  <w:szCs w:val="28"/>
-                  <w:lang w:val="en-US"/>
-                </w:rPr>
-                <m:t>FF</m:t>
+                <m:t>00, FF</m:t>
               </m:r>
             </m:e>
           </m:d>
@@ -8038,7 +8034,6 @@
           <w:sz w:val="36"/>
           <w:szCs w:val="36"/>
         </w:rPr>
-        <w:lastRenderedPageBreak/>
         <w:t>Таблица трассировки</w:t>
       </w:r>
       <w:r>
@@ -30782,6 +30777,7 @@
                 <w:lang w:val="en-US" w:eastAsia="ru-RU"/>
                 <w14:ligatures w14:val="none"/>
               </w:rPr>
+              <w:lastRenderedPageBreak/>
               <w:t>4A6</w:t>
             </w:r>
           </w:p>
@@ -34978,7 +34974,6 @@
           <w:szCs w:val="22"/>
           <w:lang w:val="en-US"/>
         </w:rPr>
-        <w:lastRenderedPageBreak/>
         <w:br w:type="page"/>
       </w:r>
     </w:p>
